--- a/AI och IoT kunskapskontroll 1- Teoretiska frågor.docx
+++ b/AI och IoT kunskapskontroll 1- Teoretiska frågor.docx
@@ -786,6 +786,88 @@
       <w:r>
         <w:t xml:space="preserve"> Kanske kan man tyda mönster av situationer som orsakar eventuella olyckor och arbeta för att åtgärda sådana situationer.  </w:t>
       </w:r>
+    </w:p>
+    <w:p>
+      <w:pPr>
+        <w:pStyle w:val="ListParagraph"/>
+        <w:ind w:left="1080"/>
+      </w:pPr>
+    </w:p>
+    <w:p>
+      <w:r>
+        <w:t xml:space="preserve">Har något varit utmanande i kursen/kunskapskontrollerna? </w:t>
+      </w:r>
+    </w:p>
+    <w:p>
+      <w:pPr>
+        <w:pStyle w:val="ListParagraph"/>
+        <w:ind w:left="1080"/>
+      </w:pPr>
+      <w:r>
+        <w:t xml:space="preserve">Det har varit en omfattande första kunskapskontroll (1). Flera delar som krävt dedikation men det har även varit det som har varit roligt. Amazon </w:t>
+      </w:r>
+      <w:proofErr w:type="spellStart"/>
+      <w:r>
+        <w:t>rekognition</w:t>
+      </w:r>
+      <w:proofErr w:type="spellEnd"/>
+      <w:r>
+        <w:t xml:space="preserve"> har varit utmanande då det alltid är massa klurigt fix med plattformar som </w:t>
+      </w:r>
+      <w:proofErr w:type="spellStart"/>
+      <w:r>
+        <w:t>azure</w:t>
+      </w:r>
+      <w:proofErr w:type="spellEnd"/>
+      <w:r>
+        <w:t xml:space="preserve"> och AWS, enligt mig. Men särskilt del 3 har varit extra rolig då vi har haft fria tyglar och kunnat göra i princip vad som helst. Det har varit lärorikt att se vad man kan bygga. Som vanligt har jag behövt sätta mig och nöta igenom alla moment för att sätta mig in, förstå och kunna göra vad som ska göras. </w:t>
+      </w:r>
+    </w:p>
+    <w:p>
+      <w:pPr>
+        <w:pStyle w:val="ListParagraph"/>
+        <w:ind w:left="1080"/>
+      </w:pPr>
+    </w:p>
+    <w:p>
+      <w:r>
+        <w:t xml:space="preserve">Vilket betyg anser du att du ska ha och varför? </w:t>
+      </w:r>
+    </w:p>
+    <w:p>
+      <w:pPr>
+        <w:pStyle w:val="ListParagraph"/>
+        <w:ind w:left="1080"/>
+      </w:pPr>
+      <w:r>
+        <w:t>Jag anser att jag ska ha VG då jag har genomfört alla moment på ett noga sätt, enligt mig. Jag har gett tydliga förklaringar och visat allt tydligt.</w:t>
+      </w:r>
+    </w:p>
+    <w:p>
+      <w:pPr>
+        <w:pStyle w:val="ListParagraph"/>
+        <w:ind w:left="1080"/>
+      </w:pPr>
+    </w:p>
+    <w:p>
+      <w:r>
+        <w:t>Vad har varit roligast i kursen?</w:t>
+      </w:r>
+    </w:p>
+    <w:p>
+      <w:pPr>
+        <w:pStyle w:val="ListParagraph"/>
+        <w:ind w:left="1080"/>
+      </w:pPr>
+      <w:r>
+        <w:t>Del 3, överlägset. För att man har haft möjligheten att göra vad man vill.</w:t>
+      </w:r>
+    </w:p>
+    <w:p>
+      <w:pPr>
+        <w:pStyle w:val="ListParagraph"/>
+        <w:ind w:left="1080"/>
+      </w:pPr>
     </w:p>
     <w:sectPr>
       <w:pgSz w:w="11906" w:h="16838"/>
@@ -1636,7 +1718,6 @@
   <w:style w:type="character" w:default="1" w:styleId="DefaultParagraphFont">
     <w:name w:val="Default Paragraph Font"/>
     <w:uiPriority w:val="1"/>
-    <w:semiHidden/>
     <w:unhideWhenUsed/>
   </w:style>
   <w:style w:type="table" w:default="1" w:styleId="TableNormal">
